--- a/docs/laporan.docx
+++ b/docs/laporan.docx
@@ -227,11 +227,20 @@
               <w:spacing w:after="0" w:line="254" w:lineRule="auto"/>
               <w:jc w:val="left"/>
             </w:pPr>
+            <w:hyperlink r:id="rId8" w:history="1">
+              <w:r>
+                <w:rPr>
+                  <w:rStyle w:val="Hyperlink"/>
+                  <w:sz w:val="22"/>
+                </w:rPr>
+                <w:t>http://127.0.0.1:3000</w:t>
+              </w:r>
+            </w:hyperlink>
             <w:r>
               <w:rPr>
                 <w:sz w:val="22"/>
               </w:rPr>
-              <w:t>http://127.0.0.1:3000</w:t>
+              <w:t xml:space="preserve"> </w:t>
             </w:r>
           </w:p>
         </w:tc>
@@ -369,7 +378,15 @@
       </w:r>
       <w:proofErr w:type="spellEnd"/>
       <w:r>
-        <w:t xml:space="preserve"> run api:test untuk pemeriksaan otomatis, lalu melengkapi uji melalui Console browser dan kueri SQL. </w:t>
+        <w:t xml:space="preserve"> run </w:t>
+      </w:r>
+      <w:proofErr w:type="spellStart"/>
+      <w:r>
+        <w:t>api:test</w:t>
+      </w:r>
+      <w:proofErr w:type="spellEnd"/>
+      <w:r>
+        <w:t xml:space="preserve"> untuk pemeriksaan otomatis, lalu melengkapi uji melalui Console browser dan kueri SQL. </w:t>
       </w:r>
       <w:r>
         <w:rPr>
@@ -1955,7 +1972,7 @@
                     <pic:cNvPicPr/>
                   </pic:nvPicPr>
                   <pic:blipFill>
-                    <a:blip r:embed="rId8"/>
+                    <a:blip r:embed="rId9"/>
                     <a:srcRect l="34168" t="57073" r="24361" b="26341"/>
                     <a:stretch>
                       <a:fillRect/>
@@ -2011,7 +2028,7 @@
                     <pic:cNvPicPr/>
                   </pic:nvPicPr>
                   <pic:blipFill>
-                    <a:blip r:embed="rId9"/>
+                    <a:blip r:embed="rId10"/>
                     <a:srcRect l="34168" t="57185" r="9233" b="26197"/>
                     <a:stretch>
                       <a:fillRect/>
@@ -2463,7 +2480,7 @@
                     <pic:cNvPicPr/>
                   </pic:nvPicPr>
                   <pic:blipFill>
-                    <a:blip r:embed="rId10"/>
+                    <a:blip r:embed="rId11"/>
                     <a:srcRect l="29995" t="31915" b="42249"/>
                     <a:stretch>
                       <a:fillRect/>
@@ -2519,7 +2536,7 @@
                     <pic:cNvPicPr/>
                   </pic:nvPicPr>
                   <pic:blipFill>
-                    <a:blip r:embed="rId11"/>
+                    <a:blip r:embed="rId12"/>
                     <a:srcRect l="29995" t="37069" b="48768"/>
                     <a:stretch>
                       <a:fillRect/>
@@ -3007,7 +3024,7 @@
                     <pic:cNvPicPr/>
                   </pic:nvPicPr>
                   <pic:blipFill>
-                    <a:blip r:embed="rId11"/>
+                    <a:blip r:embed="rId12"/>
                     <a:srcRect l="29995" t="83744" b="246"/>
                     <a:stretch>
                       <a:fillRect/>
@@ -3063,7 +3080,7 @@
                     <pic:cNvPicPr/>
                   </pic:nvPicPr>
                   <pic:blipFill>
-                    <a:blip r:embed="rId12"/>
+                    <a:blip r:embed="rId13"/>
                     <a:srcRect l="34168" t="56962" r="13667" b="23077"/>
                     <a:stretch>
                       <a:fillRect/>
@@ -3119,7 +3136,7 @@
                     <pic:cNvPicPr/>
                   </pic:nvPicPr>
                   <pic:blipFill>
-                    <a:blip r:embed="rId13"/>
+                    <a:blip r:embed="rId14"/>
                     <a:srcRect l="34257" t="57073" r="13441" b="22927"/>
                     <a:stretch>
                       <a:fillRect/>
@@ -3239,7 +3256,7 @@
                     <pic:cNvPicPr/>
                   </pic:nvPicPr>
                   <pic:blipFill>
-                    <a:blip r:embed="rId14"/>
+                    <a:blip r:embed="rId15"/>
                     <a:srcRect t="11282" r="70266" b="43590"/>
                     <a:stretch>
                       <a:fillRect/>
@@ -3301,7 +3318,7 @@
                     <pic:cNvPicPr/>
                   </pic:nvPicPr>
                   <pic:blipFill>
-                    <a:blip r:embed="rId15"/>
+                    <a:blip r:embed="rId16"/>
                     <a:srcRect t="2880" r="70266" b="46429"/>
                     <a:stretch>
                       <a:fillRect/>
@@ -3421,7 +3438,7 @@
                     <pic:cNvPicPr/>
                   </pic:nvPicPr>
                   <pic:blipFill>
-                    <a:blip r:embed="rId16"/>
+                    <a:blip r:embed="rId17"/>
                     <a:srcRect/>
                     <a:stretch>
                       <a:fillRect/>
@@ -3518,7 +3535,7 @@
                     <pic:cNvPicPr/>
                   </pic:nvPicPr>
                   <pic:blipFill>
-                    <a:blip r:embed="rId17"/>
+                    <a:blip r:embed="rId18"/>
                     <a:srcRect l="34168" t="57241" r="41315" b="26125"/>
                     <a:stretch>
                       <a:fillRect/>
@@ -4133,7 +4150,7 @@
       </w:r>
     </w:p>
     <w:sectPr>
-      <w:footerReference w:type="default" r:id="rId18"/>
+      <w:footerReference w:type="default" r:id="rId19"/>
       <w:pgSz w:w="12240" w:h="15840"/>
       <w:pgMar w:top="1080" w:right="1440" w:bottom="1080" w:left="1440" w:header="720" w:footer="461" w:gutter="0"/>
       <w:cols w:space="720"/>
@@ -15947,6 +15964,29 @@
       </w:tblBorders>
     </w:tblPr>
   </w:style>
+  <w:style w:type="character" w:styleId="Hyperlink">
+    <w:name w:val="Hyperlink"/>
+    <w:basedOn w:val="DefaultParagraphFont"/>
+    <w:uiPriority w:val="99"/>
+    <w:unhideWhenUsed/>
+    <w:rsid w:val="00010F48"/>
+    <w:rPr>
+      <w:color w:val="0000FF" w:themeColor="hyperlink"/>
+      <w:u w:val="single"/>
+    </w:rPr>
+  </w:style>
+  <w:style w:type="character" w:styleId="UnresolvedMention">
+    <w:name w:val="Unresolved Mention"/>
+    <w:basedOn w:val="DefaultParagraphFont"/>
+    <w:uiPriority w:val="99"/>
+    <w:semiHidden/>
+    <w:unhideWhenUsed/>
+    <w:rsid w:val="00010F48"/>
+    <w:rPr>
+      <w:color w:val="605E5C"/>
+      <w:shd w:val="clear" w:color="auto" w:fill="E1DFDD"/>
+    </w:rPr>
+  </w:style>
 </w:styles>
 </file>
 
